--- a/Docker/Docker task-2.docx
+++ b/Docker/Docker task-2.docx
@@ -1687,6 +1687,43 @@
           <w:lang w:eastAsia="en-IN"/>
         </w:rPr>
         <w:t>Push image to Docker hub</w:t>
+      </w:r>
+    </w:p>
+    <w:p>
+      <w:pPr>
+        <w:shd w:val="clear" w:color="auto" w:fill="FFFFFF"/>
+        <w:spacing w:before="100" w:beforeAutospacing="1" w:after="0"/>
+        <w:ind w:left="-60"/>
+      </w:pPr>
+      <w:r>
+        <w:t>Log in to Docker Hub</w:t>
+      </w:r>
+    </w:p>
+    <w:p>
+      <w:pPr>
+        <w:shd w:val="clear" w:color="auto" w:fill="FFFFFF"/>
+        <w:spacing w:before="100" w:beforeAutospacing="1" w:after="0"/>
+        <w:ind w:left="-60"/>
+      </w:pPr>
+      <w:r>
+        <w:t>Tag your image</w:t>
+      </w:r>
+    </w:p>
+    <w:p>
+      <w:pPr>
+        <w:shd w:val="clear" w:color="auto" w:fill="FFFFFF"/>
+        <w:spacing w:before="100" w:beforeAutospacing="1" w:after="0"/>
+        <w:ind w:left="-60"/>
+        <w:rPr>
+          <w:rFonts w:ascii="Arial" w:eastAsia="Times New Roman" w:hAnsi="Arial" w:cs="Arial"/>
+          <w:color w:val="1D1C1D"/>
+          <w:sz w:val="23"/>
+          <w:szCs w:val="23"/>
+          <w:lang w:eastAsia="en-IN"/>
+        </w:rPr>
+      </w:pPr>
+      <w:r>
+        <w:t>Push the image</w:t>
       </w:r>
     </w:p>
     <w:p>
@@ -1764,11 +1801,45 @@
           <w:lang w:eastAsia="en-IN"/>
         </w:rPr>
       </w:pPr>
+    </w:p>
+    <w:p>
+      <w:pPr>
+        <w:shd w:val="clear" w:color="auto" w:fill="FFFFFF"/>
+        <w:spacing w:before="100" w:beforeAutospacing="1" w:after="0"/>
+        <w:ind w:left="-60"/>
+        <w:rPr>
+          <w:rFonts w:ascii="Arial" w:eastAsia="Times New Roman" w:hAnsi="Arial" w:cs="Arial"/>
+          <w:color w:val="1D1C1D"/>
+          <w:sz w:val="23"/>
+          <w:szCs w:val="23"/>
+          <w:lang w:eastAsia="en-IN"/>
+        </w:rPr>
+      </w:pPr>
+      <w:r>
+        <w:t>Verify the image</w:t>
+      </w:r>
+      <w:bookmarkStart w:id="0" w:name="_GoBack"/>
+      <w:bookmarkEnd w:id="0"/>
+    </w:p>
+    <w:p>
+      <w:pPr>
+        <w:shd w:val="clear" w:color="auto" w:fill="FFFFFF"/>
+        <w:spacing w:before="100" w:beforeAutospacing="1" w:after="0"/>
+        <w:ind w:left="-60"/>
+        <w:rPr>
+          <w:rFonts w:ascii="Arial" w:eastAsia="Times New Roman" w:hAnsi="Arial" w:cs="Arial"/>
+          <w:color w:val="1D1C1D"/>
+          <w:sz w:val="23"/>
+          <w:szCs w:val="23"/>
+          <w:lang w:eastAsia="en-IN"/>
+        </w:rPr>
+      </w:pPr>
       <w:r>
         <w:rPr>
           <w:noProof/>
           <w:lang w:eastAsia="en-IN"/>
         </w:rPr>
+        <w:lastRenderedPageBreak/>
         <w:drawing>
           <wp:inline distT="0" distB="0" distL="0" distR="0" wp14:anchorId="4114114E" wp14:editId="159C82D6">
             <wp:extent cx="5731510" cy="1651635"/>
@@ -1824,7 +1895,6 @@
           <w:noProof/>
           <w:lang w:eastAsia="en-IN"/>
         </w:rPr>
-        <w:lastRenderedPageBreak/>
         <w:drawing>
           <wp:inline distT="0" distB="0" distL="0" distR="0" wp14:anchorId="14CB548F" wp14:editId="2207A0E6">
             <wp:extent cx="5731510" cy="1900555"/>
@@ -2035,6 +2105,7 @@
           <w:noProof/>
           <w:lang w:eastAsia="en-IN"/>
         </w:rPr>
+        <w:lastRenderedPageBreak/>
         <w:drawing>
           <wp:inline distT="0" distB="0" distL="0" distR="0" wp14:anchorId="3BCE0ABF" wp14:editId="25FEA7FE">
             <wp:extent cx="5731510" cy="930275"/>
@@ -2143,7 +2214,6 @@
           <w:noProof/>
           <w:lang w:eastAsia="en-IN"/>
         </w:rPr>
-        <w:lastRenderedPageBreak/>
         <w:drawing>
           <wp:inline distT="0" distB="0" distL="0" distR="0" wp14:anchorId="5F0D7EB2" wp14:editId="16EE0B23">
             <wp:extent cx="5731510" cy="620395"/>
@@ -2186,12 +2256,7 @@
         <w:ind w:left="0"/>
       </w:pPr>
       <w:r>
-        <w:t>c</w:t>
-      </w:r>
-      <w:bookmarkStart w:id="0" w:name="_GoBack"/>
-      <w:bookmarkEnd w:id="0"/>
-      <w:r>
-        <w:t xml:space="preserve">heck the AWS Management Console → </w:t>
+        <w:t xml:space="preserve">check the AWS Management Console → </w:t>
       </w:r>
       <w:r>
         <w:rPr>
